--- a/docs/requirements/18通道 长&短 数据版GUI--2025.6.22.docx
+++ b/docs/requirements/18通道 长&短 数据版GUI--2025.6.22.docx
@@ -6,11 +6,19 @@
       <w:pPr>
         <w:pStyle w:val="1"/>
       </w:pPr>
-      <w:r>
-        <w:rPr>
-          <w:rFonts w:hint="eastAsia"/>
-        </w:rPr>
-        <w:t>短数据版本修改</w:t>
+      <w:proofErr w:type="gramStart"/>
+      <w:r>
+        <w:rPr>
+          <w:rFonts w:hint="eastAsia"/>
+        </w:rPr>
+        <w:t>短数据</w:t>
+      </w:r>
+      <w:proofErr w:type="gramEnd"/>
+      <w:r>
+        <w:rPr>
+          <w:rFonts w:hint="eastAsia"/>
+        </w:rPr>
+        <w:t>版本修改</w:t>
       </w:r>
     </w:p>
     <w:p>
@@ -20,9 +28,6 @@
           <w:ilvl w:val="0"/>
           <w:numId w:val="5"/>
         </w:numPr>
-        <w:rPr>
-          <w:rFonts w:hint="eastAsia"/>
-        </w:rPr>
       </w:pPr>
       <w:r>
         <w:rPr>
@@ -141,13 +146,29 @@
           <w:rFonts w:hint="eastAsia"/>
           <w:color w:val="EE0000"/>
         </w:rPr>
-        <w:t>画面，返回查看之前存的波形</w:t>
-      </w:r>
+        <w:t>画面，返回查看</w:t>
+      </w:r>
+      <w:proofErr w:type="gramStart"/>
       <w:r>
         <w:rPr>
           <w:rFonts w:hint="eastAsia"/>
           <w:color w:val="EE0000"/>
         </w:rPr>
+        <w:t>之前存</w:t>
+      </w:r>
+      <w:proofErr w:type="gramEnd"/>
+      <w:r>
+        <w:rPr>
+          <w:rFonts w:hint="eastAsia"/>
+          <w:color w:val="EE0000"/>
+        </w:rPr>
+        <w:t>的波形</w:t>
+      </w:r>
+      <w:r>
+        <w:rPr>
+          <w:rFonts w:hint="eastAsia"/>
+          <w:color w:val="EE0000"/>
+        </w:rPr>
         <w:t>。</w:t>
       </w:r>
       <w:r>
@@ -171,6 +192,7 @@
         </w:rPr>
         <w:t>改下</w:t>
       </w:r>
+      <w:proofErr w:type="gramStart"/>
       <w:r>
         <w:rPr>
           <w:rFonts w:hint="eastAsia"/>
@@ -185,6 +207,7 @@
         </w:rPr>
         <w:t>数据</w:t>
       </w:r>
+      <w:proofErr w:type="gramEnd"/>
       <w:r>
         <w:rPr>
           <w:rFonts w:hint="eastAsia"/>
@@ -223,9 +246,6 @@
       <w:pPr>
         <w:pStyle w:val="a9"/>
         <w:ind w:left="440"/>
-        <w:rPr>
-          <w:rFonts w:hint="eastAsia"/>
-        </w:rPr>
       </w:pPr>
     </w:p>
     <w:p>
@@ -235,9 +255,6 @@
           <w:ilvl w:val="0"/>
           <w:numId w:val="5"/>
         </w:numPr>
-        <w:rPr>
-          <w:rFonts w:hint="eastAsia"/>
-        </w:rPr>
       </w:pPr>
       <w:r>
         <w:rPr>
@@ -261,13 +278,7 @@
         <w:rPr>
           <w:rFonts w:hint="eastAsia"/>
         </w:rPr>
-        <w:t>，</w:t>
-      </w:r>
-      <w:r>
-        <w:rPr>
-          <w:rFonts w:hint="eastAsia"/>
-        </w:rPr>
-        <w:t>他们觉得现在3个压的太扁</w:t>
+        <w:t>，他们觉得现在3个压的太扁</w:t>
       </w:r>
       <w:r>
         <w:rPr>
@@ -291,9 +302,6 @@
     <w:p>
       <w:pPr>
         <w:ind w:left="440" w:hanging="440"/>
-        <w:rPr>
-          <w:rFonts w:hint="eastAsia"/>
-        </w:rPr>
       </w:pPr>
       <w:r>
         <w:rPr>
@@ -357,15 +365,32 @@
           <w:ilvl w:val="0"/>
           <w:numId w:val="2"/>
         </w:numPr>
-        <w:rPr>
-          <w:rFonts w:hint="eastAsia"/>
-        </w:rPr>
-      </w:pPr>
-      <w:r>
-        <w:rPr>
-          <w:rFonts w:hint="eastAsia"/>
-        </w:rPr>
-        <w:t>需要增加上位机往下位机，通过网口下</w:t>
+      </w:pPr>
+      <w:r>
+        <w:rPr>
+          <w:rFonts w:hint="eastAsia"/>
+        </w:rPr>
+        <w:t>需要增加上位机</w:t>
+      </w:r>
+      <w:proofErr w:type="gramStart"/>
+      <w:r>
+        <w:rPr>
+          <w:rFonts w:hint="eastAsia"/>
+        </w:rPr>
+        <w:t>往下位</w:t>
+      </w:r>
+      <w:proofErr w:type="gramEnd"/>
+      <w:r>
+        <w:rPr>
+          <w:rFonts w:hint="eastAsia"/>
+        </w:rPr>
+        <w:t xml:space="preserve"> </w:t>
+      </w:r>
+      <w:r>
+        <w:rPr>
+          <w:rFonts w:hint="eastAsia"/>
+        </w:rPr>
+        <w:t>机，通过网口下</w:t>
       </w:r>
       <w:r>
         <w:rPr>
@@ -373,6 +398,7 @@
         </w:rPr>
         <w:t>UDP</w:t>
       </w:r>
+      <w:proofErr w:type="gramStart"/>
       <w:r>
         <w:rPr>
           <w:rFonts w:hint="eastAsia"/>
@@ -383,7 +409,14 @@
         <w:rPr>
           <w:rFonts w:hint="eastAsia"/>
         </w:rPr>
-        <w:t>命令功能。</w:t>
+        <w:t>命令</w:t>
+      </w:r>
+      <w:proofErr w:type="gramEnd"/>
+      <w:r>
+        <w:rPr>
+          <w:rFonts w:hint="eastAsia"/>
+        </w:rPr>
+        <w:t>功能。</w:t>
       </w:r>
       <w:r>
         <w:rPr>
@@ -456,8 +489,17 @@
           <w:rFonts w:hint="eastAsia"/>
           <w:color w:val="EE0000"/>
         </w:rPr>
-        <w:t>长&amp;短数据</w:t>
-      </w:r>
+        <w:t>长&amp;</w:t>
+      </w:r>
+      <w:proofErr w:type="gramStart"/>
+      <w:r>
+        <w:rPr>
+          <w:rFonts w:hint="eastAsia"/>
+          <w:color w:val="EE0000"/>
+        </w:rPr>
+        <w:t>短数据</w:t>
+      </w:r>
+      <w:proofErr w:type="gramEnd"/>
       <w:r>
         <w:rPr>
           <w:rFonts w:hint="eastAsia"/>
@@ -474,11 +516,6 @@
       </w:r>
     </w:p>
     <w:p>
-      <w:pPr>
-        <w:rPr>
-          <w:rFonts w:hint="eastAsia"/>
-        </w:rPr>
-      </w:pPr>
       <w:r>
         <w:rPr>
           <w:rFonts w:hint="eastAsia"/>
@@ -569,7 +606,6 @@
         <w:pStyle w:val="a9"/>
         <w:ind w:left="440"/>
         <w:rPr>
-          <w:rFonts w:hint="eastAsia"/>
           <w:color w:val="EE0000"/>
         </w:rPr>
       </w:pPr>
@@ -580,7 +616,7 @@
           <w:color w:val="EE0000"/>
         </w:rPr>
         <w:drawing>
-          <wp:inline distT="0" distB="0" distL="0" distR="0" wp14:anchorId="180B084A" wp14:editId="3E643041">
+          <wp:inline distT="0" distB="0" distL="0" distR="0" wp14:anchorId="180B084A" wp14:editId="2C1B5B2A">
             <wp:extent cx="1892174" cy="1519818"/>
             <wp:effectExtent l="0" t="0" r="0" b="4445"/>
             <wp:docPr id="1127420418" name="图片 1"/>
@@ -646,7 +682,23 @@
           <w:color w:val="000000" w:themeColor="text1"/>
         </w:rPr>
         <w:lastRenderedPageBreak/>
-        <w:t>点波形清除后，当前GUI波形被清除，下位机再次上报数据后，会把之前清除的波形又显示出来</w:t>
+        <w:t>点波形清除后，当前GUI波形被清除，下位机再次上报数据后，会</w:t>
+      </w:r>
+      <w:proofErr w:type="gramStart"/>
+      <w:r>
+        <w:rPr>
+          <w:rFonts w:hint="eastAsia"/>
+          <w:color w:val="000000" w:themeColor="text1"/>
+        </w:rPr>
+        <w:t>把之前</w:t>
+      </w:r>
+      <w:proofErr w:type="gramEnd"/>
+      <w:r>
+        <w:rPr>
+          <w:rFonts w:hint="eastAsia"/>
+          <w:color w:val="000000" w:themeColor="text1"/>
+        </w:rPr>
+        <w:t>清除的波形又显示出来</w:t>
       </w:r>
       <w:r>
         <w:rPr>
@@ -666,10 +718,8 @@
     <w:p>
       <w:pPr>
         <w:pStyle w:val="1"/>
-        <w:rPr>
-          <w:rFonts w:hint="eastAsia"/>
-        </w:rPr>
-      </w:pPr>
+      </w:pPr>
+      <w:proofErr w:type="gramStart"/>
       <w:r>
         <w:rPr>
           <w:rFonts w:hint="eastAsia"/>
@@ -680,7 +730,14 @@
         <w:rPr>
           <w:rFonts w:hint="eastAsia"/>
         </w:rPr>
-        <w:t>数据版本修改</w:t>
+        <w:t>数据</w:t>
+      </w:r>
+      <w:proofErr w:type="gramEnd"/>
+      <w:r>
+        <w:rPr>
+          <w:rFonts w:hint="eastAsia"/>
+        </w:rPr>
+        <w:t>版本修改</w:t>
       </w:r>
     </w:p>
     <w:p>
@@ -691,7 +748,6 @@
           <w:numId w:val="1"/>
         </w:numPr>
         <w:rPr>
-          <w:rFonts w:hint="eastAsia"/>
           <w:color w:val="000000" w:themeColor="text1"/>
         </w:rPr>
       </w:pPr>
@@ -791,9 +847,6 @@
       <w:pPr>
         <w:pStyle w:val="a9"/>
         <w:ind w:left="440"/>
-        <w:rPr>
-          <w:rFonts w:hint="eastAsia"/>
-        </w:rPr>
       </w:pPr>
       <w:r>
         <w:rPr>
@@ -841,7 +894,21 @@
         <w:rPr>
           <w:rFonts w:hint="eastAsia"/>
         </w:rPr>
-        <w:t>，分别往下面两个IP和端口号发上面的数据。</w:t>
+        <w:t>，分别往下面两个IP和</w:t>
+      </w:r>
+      <w:proofErr w:type="gramStart"/>
+      <w:r>
+        <w:rPr>
+          <w:rFonts w:hint="eastAsia"/>
+        </w:rPr>
+        <w:t>端口号发上面</w:t>
+      </w:r>
+      <w:proofErr w:type="gramEnd"/>
+      <w:r>
+        <w:rPr>
+          <w:rFonts w:hint="eastAsia"/>
+        </w:rPr>
+        <w:t>的数据。</w:t>
       </w:r>
       <w:r>
         <w:rPr>
@@ -872,9 +939,6 @@
       <w:pPr>
         <w:pStyle w:val="a9"/>
         <w:ind w:left="440"/>
-        <w:rPr>
-          <w:rFonts w:hint="eastAsia"/>
-        </w:rPr>
       </w:pPr>
       <w:r>
         <w:rPr>
@@ -935,9 +999,6 @@
       <w:pPr>
         <w:pStyle w:val="a9"/>
         <w:ind w:left="440"/>
-        <w:rPr>
-          <w:rFonts w:hint="eastAsia"/>
-        </w:rPr>
       </w:pPr>
     </w:p>
     <w:p>
@@ -947,9 +1008,6 @@
           <w:ilvl w:val="0"/>
           <w:numId w:val="2"/>
         </w:numPr>
-        <w:rPr>
-          <w:rFonts w:hint="eastAsia"/>
-        </w:rPr>
       </w:pPr>
       <w:r>
         <w:rPr>
@@ -984,7 +1042,23 @@
           <w:rFonts w:hint="eastAsia"/>
           <w:color w:val="000000" w:themeColor="text1"/>
         </w:rPr>
-        <w:t>，增加一个手动存图片的功能，</w:t>
+        <w:t>，增加一个手动</w:t>
+      </w:r>
+      <w:proofErr w:type="gramStart"/>
+      <w:r>
+        <w:rPr>
+          <w:rFonts w:hint="eastAsia"/>
+          <w:color w:val="000000" w:themeColor="text1"/>
+        </w:rPr>
+        <w:t>存图片</w:t>
+      </w:r>
+      <w:proofErr w:type="gramEnd"/>
+      <w:r>
+        <w:rPr>
+          <w:rFonts w:hint="eastAsia"/>
+          <w:color w:val="000000" w:themeColor="text1"/>
+        </w:rPr>
+        <w:t>的功能，</w:t>
       </w:r>
       <w:r>
         <w:rPr>
@@ -1079,9 +1153,6 @@
       <w:pPr>
         <w:pStyle w:val="a9"/>
         <w:ind w:left="440"/>
-        <w:rPr>
-          <w:rFonts w:hint="eastAsia"/>
-        </w:rPr>
       </w:pPr>
     </w:p>
     <w:p>
@@ -1091,9 +1162,6 @@
           <w:ilvl w:val="0"/>
           <w:numId w:val="2"/>
         </w:numPr>
-        <w:rPr>
-          <w:rFonts w:hint="eastAsia"/>
-        </w:rPr>
       </w:pPr>
       <w:r>
         <w:rPr>
@@ -1249,7 +1317,21 @@
         <w:rPr>
           <w:rFonts w:hint="eastAsia"/>
         </w:rPr>
-        <w:t>。通过按钮来勾选显示，或者不显示？</w:t>
+        <w:t>。通过按钮</w:t>
+      </w:r>
+      <w:proofErr w:type="gramStart"/>
+      <w:r>
+        <w:rPr>
+          <w:rFonts w:hint="eastAsia"/>
+        </w:rPr>
+        <w:t>来勾选显示</w:t>
+      </w:r>
+      <w:proofErr w:type="gramEnd"/>
+      <w:r>
+        <w:rPr>
+          <w:rFonts w:hint="eastAsia"/>
+        </w:rPr>
+        <w:t>，或者不显示？</w:t>
       </w:r>
       <w:r>
         <w:rPr>
@@ -1268,9 +1350,6 @@
       <w:pPr>
         <w:pStyle w:val="a9"/>
         <w:ind w:left="440"/>
-        <w:rPr>
-          <w:rFonts w:hint="eastAsia"/>
-        </w:rPr>
       </w:pPr>
     </w:p>
     <w:p>
@@ -1280,9 +1359,6 @@
           <w:ilvl w:val="0"/>
           <w:numId w:val="1"/>
         </w:numPr>
-        <w:rPr>
-          <w:rFonts w:hint="eastAsia"/>
-        </w:rPr>
       </w:pPr>
       <w:r>
         <w:rPr>
@@ -1355,7 +1431,21 @@
         <w:rPr>
           <w:rFonts w:hint="eastAsia"/>
         </w:rPr>
-        <w:t>，把Y轴所有0.1V的数据点</w:t>
+        <w:t>，把Y</w:t>
+      </w:r>
+      <w:proofErr w:type="gramStart"/>
+      <w:r>
+        <w:rPr>
+          <w:rFonts w:hint="eastAsia"/>
+        </w:rPr>
+        <w:t>轴所有</w:t>
+      </w:r>
+      <w:proofErr w:type="gramEnd"/>
+      <w:r>
+        <w:rPr>
+          <w:rFonts w:hint="eastAsia"/>
+        </w:rPr>
+        <w:t>0.1V的数据点</w:t>
       </w:r>
       <w:r>
         <w:rPr>
@@ -1365,11 +1455,6 @@
       </w:r>
     </w:p>
     <w:p>
-      <w:pPr>
-        <w:rPr>
-          <w:rFonts w:hint="eastAsia"/>
-        </w:rPr>
-      </w:pPr>
       <w:r>
         <w:rPr>
           <w:rFonts w:hint="eastAsia"/>
@@ -1423,9 +1508,6 @@
       <w:pPr>
         <w:pStyle w:val="a9"/>
         <w:ind w:left="440"/>
-        <w:rPr>
-          <w:rFonts w:hint="eastAsia"/>
-        </w:rPr>
       </w:pPr>
       <w:r>
         <w:rPr>
@@ -1473,18 +1555,12 @@
       <w:pPr>
         <w:pStyle w:val="a9"/>
         <w:ind w:left="440"/>
-        <w:rPr>
-          <w:rFonts w:hint="eastAsia"/>
-        </w:rPr>
       </w:pPr>
     </w:p>
     <w:p>
       <w:pPr>
         <w:pStyle w:val="a9"/>
         <w:ind w:left="440"/>
-        <w:rPr>
-          <w:rFonts w:hint="eastAsia"/>
-        </w:rPr>
       </w:pPr>
     </w:p>
     <w:p>
@@ -1494,9 +1570,6 @@
           <w:ilvl w:val="0"/>
           <w:numId w:val="1"/>
         </w:numPr>
-        <w:rPr>
-          <w:rFonts w:hint="eastAsia"/>
-        </w:rPr>
       </w:pPr>
       <w:r>
         <w:rPr>
@@ -1506,11 +1579,6 @@
       </w:r>
     </w:p>
     <w:p>
-      <w:pPr>
-        <w:rPr>
-          <w:rFonts w:hint="eastAsia"/>
-        </w:rPr>
-      </w:pPr>
       <w:r>
         <w:rPr>
           <w:noProof/>
@@ -1556,9 +1624,6 @@
       <w:pPr>
         <w:pStyle w:val="a9"/>
         <w:ind w:left="440"/>
-        <w:rPr>
-          <w:rFonts w:hint="eastAsia"/>
-        </w:rPr>
       </w:pPr>
     </w:p>
     <w:p>
@@ -1568,9 +1633,6 @@
           <w:ilvl w:val="0"/>
           <w:numId w:val="1"/>
         </w:numPr>
-        <w:rPr>
-          <w:rFonts w:hint="eastAsia"/>
-        </w:rPr>
       </w:pPr>
       <w:r>
         <w:rPr>
@@ -1578,11 +1640,19 @@
         </w:rPr>
         <w:t>对于</w:t>
       </w:r>
-      <w:r>
-        <w:rPr>
-          <w:rFonts w:hint="eastAsia"/>
-        </w:rPr>
-        <w:t>长数据版本，采</w:t>
+      <w:proofErr w:type="gramStart"/>
+      <w:r>
+        <w:rPr>
+          <w:rFonts w:hint="eastAsia"/>
+        </w:rPr>
+        <w:t>长数据</w:t>
+      </w:r>
+      <w:proofErr w:type="gramEnd"/>
+      <w:r>
+        <w:rPr>
+          <w:rFonts w:hint="eastAsia"/>
+        </w:rPr>
+        <w:t>版本，采</w:t>
       </w:r>
       <w:r>
         <w:rPr>
@@ -1597,13 +1667,7 @@
         <w:t>---优先级低</w:t>
       </w:r>
     </w:p>
-    <w:p>
-      <w:pPr>
-        <w:rPr>
-          <w:rFonts w:hint="eastAsia"/>
-        </w:rPr>
-      </w:pPr>
-    </w:p>
+    <w:p/>
     <w:p>
       <w:pPr>
         <w:pStyle w:val="a9"/>
@@ -1611,9 +1675,6 @@
           <w:ilvl w:val="0"/>
           <w:numId w:val="1"/>
         </w:numPr>
-        <w:rPr>
-          <w:rFonts w:hint="eastAsia"/>
-        </w:rPr>
       </w:pPr>
       <w:r>
         <w:rPr>
@@ -1651,18 +1712,12 @@
       <w:pPr>
         <w:pStyle w:val="a9"/>
         <w:ind w:left="440"/>
-        <w:rPr>
-          <w:rFonts w:hint="eastAsia"/>
-        </w:rPr>
       </w:pPr>
     </w:p>
     <w:p>
       <w:pPr>
         <w:pStyle w:val="a9"/>
         <w:ind w:left="440"/>
-        <w:rPr>
-          <w:rFonts w:hint="eastAsia"/>
-        </w:rPr>
       </w:pPr>
       <w:r>
         <w:rPr>
@@ -1687,18 +1742,12 @@
       <w:pPr>
         <w:pStyle w:val="a9"/>
         <w:ind w:left="440"/>
-        <w:rPr>
-          <w:rFonts w:hint="eastAsia"/>
-        </w:rPr>
       </w:pPr>
     </w:p>
     <w:p>
       <w:pPr>
         <w:pStyle w:val="a9"/>
         <w:ind w:left="440"/>
-        <w:rPr>
-          <w:rFonts w:hint="eastAsia"/>
-        </w:rPr>
       </w:pPr>
       <w:r>
         <w:rPr>
@@ -1723,9 +1772,6 @@
     <w:p>
       <w:pPr>
         <w:spacing w:after="0" w:line="240" w:lineRule="auto"/>
-        <w:rPr>
-          <w:rFonts w:hint="eastAsia"/>
-        </w:rPr>
       </w:pPr>
       <w:r>
         <w:separator/>
@@ -1736,9 +1782,6 @@
     <w:p>
       <w:pPr>
         <w:spacing w:after="0" w:line="240" w:lineRule="auto"/>
-        <w:rPr>
-          <w:rFonts w:hint="eastAsia"/>
-        </w:rPr>
       </w:pPr>
       <w:r>
         <w:continuationSeparator/>
@@ -1754,9 +1797,6 @@
     <w:p>
       <w:pPr>
         <w:spacing w:after="0" w:line="240" w:lineRule="auto"/>
-        <w:rPr>
-          <w:rFonts w:hint="eastAsia"/>
-        </w:rPr>
       </w:pPr>
       <w:r>
         <w:separator/>
@@ -1767,9 +1807,6 @@
     <w:p>
       <w:pPr>
         <w:spacing w:after="0" w:line="240" w:lineRule="auto"/>
-        <w:rPr>
-          <w:rFonts w:hint="eastAsia"/>
-        </w:rPr>
       </w:pPr>
       <w:r>
         <w:continuationSeparator/>
